--- a/Documentation/Task3a_GatheringFeedback_LL-000020927_Chukwudolue_T.docx
+++ b/Documentation/Task3a_GatheringFeedback_LL-000020927_Chukwudolue_T.docx
@@ -4,18 +4,17 @@
   <w:body>
     <w:sdt>
       <w:sdtPr>
+        <w:rPr>
+          <w:rFonts w:eastAsiaTheme="minorHAnsi"/>
+          <w:lang w:eastAsia="en-US"/>
+        </w:rPr>
         <w:id w:val="1211072375"/>
         <w:docPartObj>
           <w:docPartGallery w:val="Cover Pages"/>
           <w:docPartUnique/>
         </w:docPartObj>
       </w:sdtPr>
-      <w:sdtEndPr>
-        <w:rPr>
-          <w:rFonts w:eastAsiaTheme="minorHAnsi"/>
-          <w:lang w:eastAsia="en-US"/>
-        </w:rPr>
-      </w:sdtEndPr>
+      <w:sdtEndPr/>
       <w:sdtContent>
         <w:p>
           <w:pPr>
@@ -154,6 +153,7 @@
                                       <w:calendar w:val="gregorian"/>
                                     </w:date>
                                   </w:sdtPr>
+                                  <w:sdtEndPr/>
                                   <w:sdtContent>
                                     <w:p>
                                       <w:pPr>
@@ -3466,6 +3466,7 @@
                                 <w:calendar w:val="gregorian"/>
                               </w:date>
                             </w:sdtPr>
+                            <w:sdtEndPr/>
                             <w:sdtContent>
                               <w:p>
                                 <w:pPr>
@@ -3690,6 +3691,7 @@
                                     <w:dataBinding w:prefixMappings="xmlns:ns0='http://purl.org/dc/elements/1.1/' xmlns:ns1='http://schemas.openxmlformats.org/package/2006/metadata/core-properties' " w:xpath="/ns1:coreProperties[1]/ns0:creator[1]" w:storeItemID="{6C3C8BC8-F283-45AE-878A-BAB7291924A1}"/>
                                     <w:text/>
                                   </w:sdtPr>
+                                  <w:sdtEndPr/>
                                   <w:sdtContent>
                                     <w:r>
                                       <w:rPr>
@@ -3725,6 +3727,7 @@
                                     <w:dataBinding w:prefixMappings="xmlns:ns0='http://schemas.openxmlformats.org/officeDocument/2006/extended-properties' " w:xpath="/ns0:Properties[1]/ns0:Company[1]" w:storeItemID="{6668398D-A668-4E3E-A5EB-62B293D839F1}"/>
                                     <w:text/>
                                   </w:sdtPr>
+                                  <w:sdtEndPr/>
                                   <w:sdtContent>
                                     <w:r>
                                       <w:rPr>
@@ -3789,6 +3792,7 @@
                               <w:dataBinding w:prefixMappings="xmlns:ns0='http://purl.org/dc/elements/1.1/' xmlns:ns1='http://schemas.openxmlformats.org/package/2006/metadata/core-properties' " w:xpath="/ns1:coreProperties[1]/ns0:creator[1]" w:storeItemID="{6C3C8BC8-F283-45AE-878A-BAB7291924A1}"/>
                               <w:text/>
                             </w:sdtPr>
+                            <w:sdtEndPr/>
                             <w:sdtContent>
                               <w:r>
                                 <w:rPr>
@@ -3824,6 +3828,7 @@
                               <w:dataBinding w:prefixMappings="xmlns:ns0='http://schemas.openxmlformats.org/officeDocument/2006/extended-properties' " w:xpath="/ns0:Properties[1]/ns0:Company[1]" w:storeItemID="{6668398D-A668-4E3E-A5EB-62B293D839F1}"/>
                               <w:text/>
                             </w:sdtPr>
+                            <w:sdtEndPr/>
                             <w:sdtContent>
                               <w:r>
                                 <w:rPr>
@@ -3940,6 +3945,7 @@
                                     <w:dataBinding w:prefixMappings="xmlns:ns0='http://purl.org/dc/elements/1.1/' xmlns:ns1='http://schemas.openxmlformats.org/package/2006/metadata/core-properties' " w:xpath="/ns1:coreProperties[1]/ns0:title[1]" w:storeItemID="{6C3C8BC8-F283-45AE-878A-BAB7291924A1}"/>
                                     <w:text/>
                                   </w:sdtPr>
+                                  <w:sdtEndPr/>
                                   <w:sdtContent>
                                     <w:r>
                                       <w:rPr>
@@ -3975,6 +3981,7 @@
                                     <w:dataBinding w:prefixMappings="xmlns:ns0='http://purl.org/dc/elements/1.1/' xmlns:ns1='http://schemas.openxmlformats.org/package/2006/metadata/core-properties' " w:xpath="/ns1:coreProperties[1]/ns0:subject[1]" w:storeItemID="{6C3C8BC8-F283-45AE-878A-BAB7291924A1}"/>
                                     <w:text/>
                                   </w:sdtPr>
+                                  <w:sdtEndPr/>
                                   <w:sdtContent>
                                     <w:r>
                                       <w:rPr>
@@ -4035,6 +4042,7 @@
                               <w:dataBinding w:prefixMappings="xmlns:ns0='http://purl.org/dc/elements/1.1/' xmlns:ns1='http://schemas.openxmlformats.org/package/2006/metadata/core-properties' " w:xpath="/ns1:coreProperties[1]/ns0:title[1]" w:storeItemID="{6C3C8BC8-F283-45AE-878A-BAB7291924A1}"/>
                               <w:text/>
                             </w:sdtPr>
+                            <w:sdtEndPr/>
                             <w:sdtContent>
                               <w:r>
                                 <w:rPr>
@@ -4070,6 +4078,7 @@
                               <w:dataBinding w:prefixMappings="xmlns:ns0='http://purl.org/dc/elements/1.1/' xmlns:ns1='http://schemas.openxmlformats.org/package/2006/metadata/core-properties' " w:xpath="/ns1:coreProperties[1]/ns0:subject[1]" w:storeItemID="{6C3C8BC8-F283-45AE-878A-BAB7291924A1}"/>
                               <w:text/>
                             </w:sdtPr>
+                            <w:sdtEndPr/>
                             <w:sdtContent>
                               <w:r>
                                 <w:rPr>
@@ -5275,6 +5284,70 @@
         </w:rPr>
         <w:t xml:space="preserve">Questionnaire: </w:t>
       </w:r>
+      <w:r>
+        <w:rPr>
+          <w:sz w:val="24"/>
+          <w:szCs w:val="24"/>
+        </w:rPr>
+        <w:t xml:space="preserve"> </w:t>
+      </w:r>
+      <w:hyperlink r:id="rId6" w:history="1">
+        <w:r>
+          <w:rPr>
+            <w:rFonts w:ascii="Times New Roman" w:eastAsia="Times New Roman" w:hAnsi="Times New Roman" w:cs="Times New Roman"/>
+            <w:color w:val="0000FF"/>
+            <w:sz w:val="24"/>
+            <w:szCs w:val="24"/>
+            <w:u w:val="single"/>
+            <w:lang w:eastAsia="en-GB"/>
+          </w:rPr>
+          <w:t>GREENFIELD LOCA</w:t>
+        </w:r>
+        <w:r>
+          <w:rPr>
+            <w:rFonts w:ascii="Times New Roman" w:eastAsia="Times New Roman" w:hAnsi="Times New Roman" w:cs="Times New Roman"/>
+            <w:color w:val="0000FF"/>
+            <w:sz w:val="24"/>
+            <w:szCs w:val="24"/>
+            <w:u w:val="single"/>
+            <w:lang w:eastAsia="en-GB"/>
+          </w:rPr>
+          <w:t>L</w:t>
+        </w:r>
+        <w:r>
+          <w:rPr>
+            <w:rFonts w:ascii="Times New Roman" w:eastAsia="Times New Roman" w:hAnsi="Times New Roman" w:cs="Times New Roman"/>
+            <w:color w:val="0000FF"/>
+            <w:sz w:val="24"/>
+            <w:szCs w:val="24"/>
+            <w:u w:val="single"/>
+            <w:lang w:eastAsia="en-GB"/>
+          </w:rPr>
+          <w:t xml:space="preserve"> HUB FEED</w:t>
+        </w:r>
+        <w:r>
+          <w:rPr>
+            <w:rFonts w:ascii="Times New Roman" w:eastAsia="Times New Roman" w:hAnsi="Times New Roman" w:cs="Times New Roman"/>
+            <w:color w:val="0000FF"/>
+            <w:sz w:val="24"/>
+            <w:szCs w:val="24"/>
+            <w:u w:val="single"/>
+            <w:lang w:eastAsia="en-GB"/>
+          </w:rPr>
+          <w:t>B</w:t>
+        </w:r>
+        <w:r>
+          <w:rPr>
+            <w:rFonts w:ascii="Times New Roman" w:eastAsia="Times New Roman" w:hAnsi="Times New Roman" w:cs="Times New Roman"/>
+            <w:color w:val="0000FF"/>
+            <w:sz w:val="24"/>
+            <w:szCs w:val="24"/>
+            <w:u w:val="single"/>
+            <w:lang w:eastAsia="en-GB"/>
+          </w:rPr>
+          <w:t>ACK FORM – Fill in form</w:t>
+        </w:r>
+      </w:hyperlink>
     </w:p>
     <w:p>
       <w:pPr>
@@ -5295,6 +5368,41 @@
         </w:rPr>
         <w:t xml:space="preserve">Observations: </w:t>
       </w:r>
+      <w:hyperlink r:id="rId7" w:history="1">
+        <w:r>
+          <w:rPr>
+            <w:rFonts w:ascii="Times New Roman" w:eastAsia="Times New Roman" w:hAnsi="Times New Roman" w:cs="Times New Roman"/>
+            <w:color w:val="0000FF"/>
+            <w:sz w:val="24"/>
+            <w:szCs w:val="24"/>
+            <w:u w:val="single"/>
+            <w:lang w:eastAsia="en-GB"/>
+          </w:rPr>
+          <w:t>Observations – Fil</w:t>
+        </w:r>
+        <w:r>
+          <w:rPr>
+            <w:rFonts w:ascii="Times New Roman" w:eastAsia="Times New Roman" w:hAnsi="Times New Roman" w:cs="Times New Roman"/>
+            <w:color w:val="0000FF"/>
+            <w:sz w:val="24"/>
+            <w:szCs w:val="24"/>
+            <w:u w:val="single"/>
+            <w:lang w:eastAsia="en-GB"/>
+          </w:rPr>
+          <w:t>l</w:t>
+        </w:r>
+        <w:r>
+          <w:rPr>
+            <w:rFonts w:ascii="Times New Roman" w:eastAsia="Times New Roman" w:hAnsi="Times New Roman" w:cs="Times New Roman"/>
+            <w:color w:val="0000FF"/>
+            <w:sz w:val="24"/>
+            <w:szCs w:val="24"/>
+            <w:u w:val="single"/>
+            <w:lang w:eastAsia="en-GB"/>
+          </w:rPr>
+          <w:t xml:space="preserve"> in form</w:t>
+        </w:r>
+      </w:hyperlink>
     </w:p>
     <w:p>
       <w:pPr>
@@ -7105,6 +7213,18 @@
       <w:contextualSpacing/>
     </w:pPr>
   </w:style>
+  <w:style w:type="character" w:styleId="Hyperlink">
+    <w:name w:val="Hyperlink"/>
+    <w:basedOn w:val="DefaultParagraphFont"/>
+    <w:uiPriority w:val="99"/>
+    <w:semiHidden/>
+    <w:unhideWhenUsed/>
+    <w:rsid w:val="003120F8"/>
+    <w:rPr>
+      <w:color w:val="0000FF"/>
+      <w:u w:val="single"/>
+    </w:rPr>
+  </w:style>
 </w:styles>
 </file>
 

--- a/Documentation/Task3a_GatheringFeedback_LL-000020927_Chukwudolue_T.docx
+++ b/Documentation/Task3a_GatheringFeedback_LL-000020927_Chukwudolue_T.docx
@@ -1,6 +1,6 @@
 
 <file path=word/document.xml><?xml version="1.0" encoding="utf-8"?>
-<w:document xmlns:wpc="http://schemas.microsoft.com/office/word/2010/wordprocessingCanvas" xmlns:cx="http://schemas.microsoft.com/office/drawing/2014/chartex" xmlns:cx1="http://schemas.microsoft.com/office/drawing/2015/9/8/chartex" xmlns:cx2="http://schemas.microsoft.com/office/drawing/2015/10/21/chartex" xmlns:cx3="http://schemas.microsoft.com/office/drawing/2016/5/9/chartex" xmlns:cx4="http://schemas.microsoft.com/office/drawing/2016/5/10/chartex" xmlns:cx5="http://schemas.microsoft.com/office/drawing/2016/5/11/chartex" xmlns:cx6="http://schemas.microsoft.com/office/drawing/2016/5/12/chartex" xmlns:cx7="http://schemas.microsoft.com/office/drawing/2016/5/13/chartex" xmlns:cx8="http://schemas.microsoft.com/office/drawing/2016/5/14/chartex" xmlns:mc="http://schemas.openxmlformats.org/markup-compatibility/2006" xmlns:aink="http://schemas.microsoft.com/office/drawing/2016/ink" xmlns:am3d="http://schemas.microsoft.com/office/drawing/2017/model3d" xmlns:o="urn:schemas-microsoft-com:office:office" xmlns:r="http://schemas.openxmlformats.org/officeDocument/2006/relationships" xmlns:m="http://schemas.openxmlformats.org/officeDocument/2006/math" xmlns:v="urn:schemas-microsoft-com:vml" xmlns:wp14="http://schemas.microsoft.com/office/word/2010/wordprocessingDrawing" xmlns:wp="http://schemas.openxmlformats.org/drawingml/2006/wordprocessingDrawing" xmlns:w10="urn:schemas-microsoft-com:office:word" xmlns:w="http://schemas.openxmlformats.org/wordprocessingml/2006/main" xmlns:w14="http://schemas.microsoft.com/office/word/2010/wordml" xmlns:w15="http://schemas.microsoft.com/office/word/2012/wordml" xmlns:w16cex="http://schemas.microsoft.com/office/word/2018/wordml/cex" xmlns:w16cid="http://schemas.microsoft.com/office/word/2016/wordml/cid" xmlns:w16="http://schemas.microsoft.com/office/word/2018/wordml" xmlns:w16sdtdh="http://schemas.microsoft.com/office/word/2020/wordml/sdtdatahash" xmlns:w16se="http://schemas.microsoft.com/office/word/2015/wordml/symex" xmlns:wpg="http://schemas.microsoft.com/office/word/2010/wordprocessingGroup" xmlns:wpi="http://schemas.microsoft.com/office/word/2010/wordprocessingInk" xmlns:wne="http://schemas.microsoft.com/office/word/2006/wordml" xmlns:wps="http://schemas.microsoft.com/office/word/2010/wordprocessingShape" mc:Ignorable="w14 w15 w16se w16cid w16 w16cex w16sdtdh wp14">
+<w:document xmlns:wpc="http://schemas.microsoft.com/office/word/2010/wordprocessingCanvas" xmlns:cx="http://schemas.microsoft.com/office/drawing/2014/chartex" xmlns:cx1="http://schemas.microsoft.com/office/drawing/2015/9/8/chartex" xmlns:cx2="http://schemas.microsoft.com/office/drawing/2015/10/21/chartex" xmlns:cx3="http://schemas.microsoft.com/office/drawing/2016/5/9/chartex" xmlns:cx4="http://schemas.microsoft.com/office/drawing/2016/5/10/chartex" xmlns:cx5="http://schemas.microsoft.com/office/drawing/2016/5/11/chartex" xmlns:cx6="http://schemas.microsoft.com/office/drawing/2016/5/12/chartex" xmlns:cx7="http://schemas.microsoft.com/office/drawing/2016/5/13/chartex" xmlns:cx8="http://schemas.microsoft.com/office/drawing/2016/5/14/chartex" xmlns:mc="http://schemas.openxmlformats.org/markup-compatibility/2006" xmlns:aink="http://schemas.microsoft.com/office/drawing/2016/ink" xmlns:am3d="http://schemas.microsoft.com/office/drawing/2017/model3d" xmlns:o="urn:schemas-microsoft-com:office:office" xmlns:oel="http://schemas.microsoft.com/office/2019/extlst" xmlns:r="http://schemas.openxmlformats.org/officeDocument/2006/relationships" xmlns:m="http://schemas.openxmlformats.org/officeDocument/2006/math" xmlns:v="urn:schemas-microsoft-com:vml" xmlns:wp14="http://schemas.microsoft.com/office/word/2010/wordprocessingDrawing" xmlns:wp="http://schemas.openxmlformats.org/drawingml/2006/wordprocessingDrawing" xmlns:w10="urn:schemas-microsoft-com:office:word" xmlns:w="http://schemas.openxmlformats.org/wordprocessingml/2006/main" xmlns:w14="http://schemas.microsoft.com/office/word/2010/wordml" xmlns:w15="http://schemas.microsoft.com/office/word/2012/wordml" xmlns:w16cex="http://schemas.microsoft.com/office/word/2018/wordml/cex" xmlns:w16cid="http://schemas.microsoft.com/office/word/2016/wordml/cid" xmlns:w16="http://schemas.microsoft.com/office/word/2018/wordml" xmlns:w16du="http://schemas.microsoft.com/office/word/2023/wordml/word16du" xmlns:w16sdtdh="http://schemas.microsoft.com/office/word/2020/wordml/sdtdatahash" xmlns:w16sdtfl="http://schemas.microsoft.com/office/word/2024/wordml/sdtformatlock" xmlns:w16se="http://schemas.microsoft.com/office/word/2015/wordml/symex" xmlns:wpg="http://schemas.microsoft.com/office/word/2010/wordprocessingGroup" xmlns:wpi="http://schemas.microsoft.com/office/word/2010/wordprocessingInk" xmlns:wne="http://schemas.microsoft.com/office/word/2006/wordml" xmlns:wps="http://schemas.microsoft.com/office/word/2010/wordprocessingShape" mc:Ignorable="w14 w15 w16se w16cid w16 w16cex w16sdtdh w16sdtfl w16du wp14">
   <w:body>
     <w:sdt>
       <w:sdtPr>
@@ -14,7 +14,6 @@
           <w:docPartUnique/>
         </w:docPartObj>
       </w:sdtPr>
-      <w:sdtEndPr/>
       <w:sdtContent>
         <w:p>
           <w:pPr>
@@ -153,7 +152,6 @@
                                       <w:calendar w:val="gregorian"/>
                                     </w:date>
                                   </w:sdtPr>
-                                  <w:sdtEndPr/>
                                   <w:sdtContent>
                                     <w:p>
                                       <w:pPr>
@@ -3432,7 +3430,7 @@
               </mc:Choice>
               <mc:Fallback>
                 <w:pict>
-                  <v:group w14:anchorId="134F1122" id="Group 2" o:spid="_x0000_s1026" style="position:absolute;margin-left:0;margin-top:0;width:172.8pt;height:718.55pt;z-index:-251657216;mso-width-percent:330;mso-height-percent:950;mso-left-percent:40;mso-position-horizontal-relative:page;mso-position-vertical:center;mso-position-vertical-relative:page;mso-width-percent:330;mso-height-percent:950;mso-left-percent:40" coordsize="21945,91257" o:gfxdata="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">
+                  <v:group w14:anchorId="134F1122" id="Group 2" o:spid="_x0000_s1026" style="position:absolute;margin-left:0;margin-top:0;width:172.8pt;height:718.55pt;z-index:-251657216;mso-width-percent:330;mso-height-percent:950;mso-left-percent:40;mso-position-horizontal-relative:page;mso-position-vertical:center;mso-position-vertical-relative:page;mso-width-percent:330;mso-height-percent:950;mso-left-percent:40" coordsize="21945,91257" o:gfxdata="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">
                     <v:rect id="Rectangle 3" o:spid="_x0000_s1027" style="position:absolute;width:1945;height:91257;visibility:visible;mso-wrap-style:square;v-text-anchor:middle" o:gfxdata="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" fillcolor="#44546a [3215]" stroked="f" strokeweight="1pt"/>
                     <v:shapetype id="_x0000_t15" coordsize="21600,21600" o:spt="15" adj="16200" path="m@0,l,,,21600@0,21600,21600,10800xe">
                       <v:stroke joinstyle="miter"/>
@@ -3466,7 +3464,6 @@
                                 <w:calendar w:val="gregorian"/>
                               </w:date>
                             </w:sdtPr>
-                            <w:sdtEndPr/>
                             <w:sdtContent>
                               <w:p>
                                 <w:pPr>
@@ -3691,7 +3688,6 @@
                                     <w:dataBinding w:prefixMappings="xmlns:ns0='http://purl.org/dc/elements/1.1/' xmlns:ns1='http://schemas.openxmlformats.org/package/2006/metadata/core-properties' " w:xpath="/ns1:coreProperties[1]/ns0:creator[1]" w:storeItemID="{6C3C8BC8-F283-45AE-878A-BAB7291924A1}"/>
                                     <w:text/>
                                   </w:sdtPr>
-                                  <w:sdtEndPr/>
                                   <w:sdtContent>
                                     <w:r>
                                       <w:rPr>
@@ -3727,7 +3723,6 @@
                                     <w:dataBinding w:prefixMappings="xmlns:ns0='http://schemas.openxmlformats.org/officeDocument/2006/extended-properties' " w:xpath="/ns0:Properties[1]/ns0:Company[1]" w:storeItemID="{6668398D-A668-4E3E-A5EB-62B293D839F1}"/>
                                     <w:text/>
                                   </w:sdtPr>
-                                  <w:sdtEndPr/>
                                   <w:sdtContent>
                                     <w:r>
                                       <w:rPr>
@@ -3767,7 +3762,7 @@
                     <v:stroke joinstyle="miter"/>
                     <v:path gradientshapeok="t" o:connecttype="rect"/>
                   </v:shapetype>
-                  <v:shape id="Text Box 32" o:spid="_x0000_s1055" type="#_x0000_t202" style="position:absolute;margin-left:0;margin-top:0;width:4in;height:28.8pt;z-index:251661312;visibility:visible;mso-wrap-style:square;mso-width-percent:450;mso-height-percent:0;mso-left-percent:420;mso-top-percent:880;mso-wrap-distance-left:9pt;mso-wrap-distance-top:0;mso-wrap-distance-right:9pt;mso-wrap-distance-bottom:0;mso-position-horizontal-relative:page;mso-position-vertical-relative:page;mso-width-percent:450;mso-height-percent:0;mso-left-percent:420;mso-top-percent:880;mso-width-relative:page;mso-height-relative:margin;v-text-anchor:bottom" o:gfxdata="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" filled="f" stroked="f" strokeweight=".5pt">
+                  <v:shape id="Text Box 32" o:spid="_x0000_s1055" type="#_x0000_t202" style="position:absolute;margin-left:0;margin-top:0;width:4in;height:28.8pt;z-index:251661312;visibility:visible;mso-wrap-style:square;mso-width-percent:450;mso-height-percent:0;mso-left-percent:420;mso-top-percent:880;mso-wrap-distance-left:9pt;mso-wrap-distance-top:0;mso-wrap-distance-right:9pt;mso-wrap-distance-bottom:0;mso-position-horizontal-relative:page;mso-position-vertical-relative:page;mso-width-percent:450;mso-height-percent:0;mso-left-percent:420;mso-top-percent:880;mso-width-relative:page;mso-height-relative:margin;v-text-anchor:bottom" o:gfxdata="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" filled="f" stroked="f" strokeweight=".5pt">
                     <v:textbox style="mso-fit-shape-to-text:t" inset="0,0,0,0">
                       <w:txbxContent>
                         <w:p>
@@ -3792,7 +3787,6 @@
                               <w:dataBinding w:prefixMappings="xmlns:ns0='http://purl.org/dc/elements/1.1/' xmlns:ns1='http://schemas.openxmlformats.org/package/2006/metadata/core-properties' " w:xpath="/ns1:coreProperties[1]/ns0:creator[1]" w:storeItemID="{6C3C8BC8-F283-45AE-878A-BAB7291924A1}"/>
                               <w:text/>
                             </w:sdtPr>
-                            <w:sdtEndPr/>
                             <w:sdtContent>
                               <w:r>
                                 <w:rPr>
@@ -3828,7 +3822,6 @@
                               <w:dataBinding w:prefixMappings="xmlns:ns0='http://schemas.openxmlformats.org/officeDocument/2006/extended-properties' " w:xpath="/ns0:Properties[1]/ns0:Company[1]" w:storeItemID="{6668398D-A668-4E3E-A5EB-62B293D839F1}"/>
                               <w:text/>
                             </w:sdtPr>
-                            <w:sdtEndPr/>
                             <w:sdtContent>
                               <w:r>
                                 <w:rPr>
@@ -3945,7 +3938,6 @@
                                     <w:dataBinding w:prefixMappings="xmlns:ns0='http://purl.org/dc/elements/1.1/' xmlns:ns1='http://schemas.openxmlformats.org/package/2006/metadata/core-properties' " w:xpath="/ns1:coreProperties[1]/ns0:title[1]" w:storeItemID="{6C3C8BC8-F283-45AE-878A-BAB7291924A1}"/>
                                     <w:text/>
                                   </w:sdtPr>
-                                  <w:sdtEndPr/>
                                   <w:sdtContent>
                                     <w:r>
                                       <w:rPr>
@@ -3981,7 +3973,6 @@
                                     <w:dataBinding w:prefixMappings="xmlns:ns0='http://purl.org/dc/elements/1.1/' xmlns:ns1='http://schemas.openxmlformats.org/package/2006/metadata/core-properties' " w:xpath="/ns1:coreProperties[1]/ns0:subject[1]" w:storeItemID="{6C3C8BC8-F283-45AE-878A-BAB7291924A1}"/>
                                     <w:text/>
                                   </w:sdtPr>
-                                  <w:sdtEndPr/>
                                   <w:sdtContent>
                                     <w:r>
                                       <w:rPr>
@@ -4016,7 +4007,7 @@
               </mc:Choice>
               <mc:Fallback>
                 <w:pict>
-                  <v:shape w14:anchorId="335ABC53" id="Text Box 1" o:spid="_x0000_s1056" type="#_x0000_t202" style="position:absolute;margin-left:0;margin-top:0;width:4in;height:84.25pt;z-index:251660288;visibility:visible;mso-wrap-style:square;mso-width-percent:450;mso-height-percent:0;mso-left-percent:420;mso-top-percent:175;mso-wrap-distance-left:9pt;mso-wrap-distance-top:0;mso-wrap-distance-right:9pt;mso-wrap-distance-bottom:0;mso-position-horizontal-relative:page;mso-position-vertical-relative:page;mso-width-percent:450;mso-height-percent:0;mso-left-percent:420;mso-top-percent:175;mso-width-relative:page;mso-height-relative:margin;v-text-anchor:top" o:gfxdata="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" filled="f" stroked="f" strokeweight=".5pt">
+                  <v:shape w14:anchorId="335ABC53" id="Text Box 1" o:spid="_x0000_s1056" type="#_x0000_t202" style="position:absolute;margin-left:0;margin-top:0;width:4in;height:84.25pt;z-index:251660288;visibility:visible;mso-wrap-style:square;mso-width-percent:450;mso-height-percent:0;mso-left-percent:420;mso-top-percent:175;mso-wrap-distance-left:9pt;mso-wrap-distance-top:0;mso-wrap-distance-right:9pt;mso-wrap-distance-bottom:0;mso-position-horizontal-relative:page;mso-position-vertical-relative:page;mso-width-percent:450;mso-height-percent:0;mso-left-percent:420;mso-top-percent:175;mso-width-relative:page;mso-height-relative:margin;v-text-anchor:top" o:gfxdata="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" filled="f" stroked="f" strokeweight=".5pt">
                     <v:textbox style="mso-fit-shape-to-text:t" inset="0,0,0,0">
                       <w:txbxContent>
                         <w:p>
@@ -4042,7 +4033,6 @@
                               <w:dataBinding w:prefixMappings="xmlns:ns0='http://purl.org/dc/elements/1.1/' xmlns:ns1='http://schemas.openxmlformats.org/package/2006/metadata/core-properties' " w:xpath="/ns1:coreProperties[1]/ns0:title[1]" w:storeItemID="{6C3C8BC8-F283-45AE-878A-BAB7291924A1}"/>
                               <w:text/>
                             </w:sdtPr>
-                            <w:sdtEndPr/>
                             <w:sdtContent>
                               <w:r>
                                 <w:rPr>
@@ -4078,7 +4068,6 @@
                               <w:dataBinding w:prefixMappings="xmlns:ns0='http://purl.org/dc/elements/1.1/' xmlns:ns1='http://schemas.openxmlformats.org/package/2006/metadata/core-properties' " w:xpath="/ns1:coreProperties[1]/ns0:subject[1]" w:storeItemID="{6C3C8BC8-F283-45AE-878A-BAB7291924A1}"/>
                               <w:text/>
                             </w:sdtPr>
-                            <w:sdtEndPr/>
                             <w:sdtContent>
                               <w:r>
                                 <w:rPr>
@@ -4178,7 +4167,14 @@
           <w:sz w:val="24"/>
           <w:szCs w:val="24"/>
         </w:rPr>
-        <w:t>based around</w:t>
+        <w:t xml:space="preserve">based </w:t>
+      </w:r>
+      <w:r>
+        <w:rPr>
+          <w:sz w:val="24"/>
+          <w:szCs w:val="24"/>
+        </w:rPr>
+        <w:t>on</w:t>
       </w:r>
       <w:r>
         <w:rPr>
@@ -4377,7 +4373,21 @@
           <w:sz w:val="24"/>
           <w:szCs w:val="24"/>
         </w:rPr>
-        <w:t xml:space="preserve">This method is meant for the Non-Technical Audience </w:t>
+        <w:t>This method is meant for the Non-Technical Audience</w:t>
+      </w:r>
+      <w:r>
+        <w:rPr>
+          <w:sz w:val="24"/>
+          <w:szCs w:val="24"/>
+        </w:rPr>
+        <w:t>,</w:t>
+      </w:r>
+      <w:r>
+        <w:rPr>
+          <w:sz w:val="24"/>
+          <w:szCs w:val="24"/>
+        </w:rPr>
+        <w:t xml:space="preserve"> </w:t>
       </w:r>
       <w:r>
         <w:rPr>
@@ -4391,7 +4401,21 @@
           <w:sz w:val="24"/>
           <w:szCs w:val="24"/>
         </w:rPr>
-        <w:t xml:space="preserve"> Customers, Non- IT specialists etc.</w:t>
+        <w:t xml:space="preserve"> Customers, Non- IT specialists</w:t>
+      </w:r>
+      <w:r>
+        <w:rPr>
+          <w:sz w:val="24"/>
+          <w:szCs w:val="24"/>
+        </w:rPr>
+        <w:t>,</w:t>
+      </w:r>
+      <w:r>
+        <w:rPr>
+          <w:sz w:val="24"/>
+          <w:szCs w:val="24"/>
+        </w:rPr>
+        <w:t xml:space="preserve"> etc.</w:t>
       </w:r>
     </w:p>
     <w:p>
@@ -4451,7 +4475,7 @@
           <w:sz w:val="24"/>
           <w:szCs w:val="24"/>
         </w:rPr>
-        <w:t xml:space="preserve"> which most if not all users would be able to experience. </w:t>
+        <w:t>,</w:t>
       </w:r>
       <w:r>
         <w:rPr>
@@ -4459,6 +4483,46 @@
           <w:sz w:val="24"/>
           <w:szCs w:val="24"/>
         </w:rPr>
+        <w:t xml:space="preserve"> which most</w:t>
+      </w:r>
+      <w:r>
+        <w:rPr>
+          <w:color w:val="000000" w:themeColor="text1"/>
+          <w:sz w:val="24"/>
+          <w:szCs w:val="24"/>
+        </w:rPr>
+        <w:t>,</w:t>
+      </w:r>
+      <w:r>
+        <w:rPr>
+          <w:color w:val="000000" w:themeColor="text1"/>
+          <w:sz w:val="24"/>
+          <w:szCs w:val="24"/>
+        </w:rPr>
+        <w:t xml:space="preserve"> if not all</w:t>
+      </w:r>
+      <w:r>
+        <w:rPr>
+          <w:color w:val="000000" w:themeColor="text1"/>
+          <w:sz w:val="24"/>
+          <w:szCs w:val="24"/>
+        </w:rPr>
+        <w:t>,</w:t>
+      </w:r>
+      <w:r>
+        <w:rPr>
+          <w:color w:val="000000" w:themeColor="text1"/>
+          <w:sz w:val="24"/>
+          <w:szCs w:val="24"/>
+        </w:rPr>
+        <w:t xml:space="preserve"> users would be able to experience. </w:t>
+      </w:r>
+      <w:r>
+        <w:rPr>
+          <w:color w:val="000000" w:themeColor="text1"/>
+          <w:sz w:val="24"/>
+          <w:szCs w:val="24"/>
+        </w:rPr>
         <w:t xml:space="preserve">This method </w:t>
       </w:r>
       <w:r>
@@ -4467,7 +4531,7 @@
           <w:sz w:val="24"/>
           <w:szCs w:val="24"/>
         </w:rPr>
-        <w:t xml:space="preserve">allows users to easily voice out the feedback or thoughts on the website easily and efficiently which </w:t>
+        <w:t xml:space="preserve">allows users to easily voice out </w:t>
       </w:r>
       <w:r>
         <w:rPr>
@@ -4475,6 +4539,38 @@
           <w:sz w:val="24"/>
           <w:szCs w:val="24"/>
         </w:rPr>
+        <w:t>their</w:t>
+      </w:r>
+      <w:r>
+        <w:rPr>
+          <w:color w:val="000000" w:themeColor="text1"/>
+          <w:sz w:val="24"/>
+          <w:szCs w:val="24"/>
+        </w:rPr>
+        <w:t xml:space="preserve"> feedback or thoughts on the website easily and efficiently</w:t>
+      </w:r>
+      <w:r>
+        <w:rPr>
+          <w:color w:val="000000" w:themeColor="text1"/>
+          <w:sz w:val="24"/>
+          <w:szCs w:val="24"/>
+        </w:rPr>
+        <w:t>,</w:t>
+      </w:r>
+      <w:r>
+        <w:rPr>
+          <w:color w:val="000000" w:themeColor="text1"/>
+          <w:sz w:val="24"/>
+          <w:szCs w:val="24"/>
+        </w:rPr>
+        <w:t xml:space="preserve"> which </w:t>
+      </w:r>
+      <w:r>
+        <w:rPr>
+          <w:color w:val="000000" w:themeColor="text1"/>
+          <w:sz w:val="24"/>
+          <w:szCs w:val="24"/>
+        </w:rPr>
         <w:t xml:space="preserve">would </w:t>
       </w:r>
       <w:r>
@@ -4491,7 +4587,39 @@
           <w:sz w:val="24"/>
           <w:szCs w:val="24"/>
         </w:rPr>
-        <w:t xml:space="preserve">the developer to receive feedback on how well the website tailors the need of the average non-technical user. </w:t>
+        <w:t xml:space="preserve">the developer to receive feedback on how well the website tailors </w:t>
+      </w:r>
+      <w:r>
+        <w:rPr>
+          <w:color w:val="000000" w:themeColor="text1"/>
+          <w:sz w:val="24"/>
+          <w:szCs w:val="24"/>
+        </w:rPr>
+        <w:t xml:space="preserve">to </w:t>
+      </w:r>
+      <w:r>
+        <w:rPr>
+          <w:color w:val="000000" w:themeColor="text1"/>
+          <w:sz w:val="24"/>
+          <w:szCs w:val="24"/>
+        </w:rPr>
+        <w:t xml:space="preserve">the </w:t>
+      </w:r>
+      <w:r>
+        <w:rPr>
+          <w:color w:val="000000" w:themeColor="text1"/>
+          <w:sz w:val="24"/>
+          <w:szCs w:val="24"/>
+        </w:rPr>
+        <w:t>needs</w:t>
+      </w:r>
+      <w:r>
+        <w:rPr>
+          <w:color w:val="000000" w:themeColor="text1"/>
+          <w:sz w:val="24"/>
+          <w:szCs w:val="24"/>
+        </w:rPr>
+        <w:t xml:space="preserve"> of the average non-technical user. </w:t>
       </w:r>
     </w:p>
     <w:p>
@@ -4549,7 +4677,71 @@
           <w:sz w:val="24"/>
           <w:szCs w:val="24"/>
         </w:rPr>
-        <w:t>The Questionnaire would mirror the structure of how the website is built. To explain further, when a new user discovers an app or website they would like to use or test the user would first of all Log in (If it’s their first time on the website).  They would then be redirected to the home page from which they can explore. The questionnaire is meant to copy that layout. This ensures that the user is quizzed on relevant information which they are either currently discovering/testing, or about to discover. It also eliminates the need for the user to navigate back to previous pages which they have already explored. This improves the User experience in a way, allowing the user to enjoy all the features of the website in current time.</w:t>
+        <w:t>The Questionnaire would mirror the structure of how the website is built. To explain further, when a new user discovers an app or website they would like to use or test</w:t>
+      </w:r>
+      <w:r>
+        <w:rPr>
+          <w:color w:val="000000" w:themeColor="text1"/>
+          <w:sz w:val="24"/>
+          <w:szCs w:val="24"/>
+        </w:rPr>
+        <w:t>,</w:t>
+      </w:r>
+      <w:r>
+        <w:rPr>
+          <w:color w:val="000000" w:themeColor="text1"/>
+          <w:sz w:val="24"/>
+          <w:szCs w:val="24"/>
+        </w:rPr>
+        <w:t xml:space="preserve"> the user would first of all Log in (If it’s their first time on the website).  They would then be redirected to the home page</w:t>
+      </w:r>
+      <w:r>
+        <w:rPr>
+          <w:color w:val="000000" w:themeColor="text1"/>
+          <w:sz w:val="24"/>
+          <w:szCs w:val="24"/>
+        </w:rPr>
+        <w:t>,</w:t>
+      </w:r>
+      <w:r>
+        <w:rPr>
+          <w:color w:val="000000" w:themeColor="text1"/>
+          <w:sz w:val="24"/>
+          <w:szCs w:val="24"/>
+        </w:rPr>
+        <w:t xml:space="preserve"> from which they can explore. The questionnaire is meant to copy that layout. This ensures that the user is quizzed on relevant information which they are either currently discovering/testing, or about to discover. It also eliminates the need for the user to navigate back to previous pages</w:t>
+      </w:r>
+      <w:r>
+        <w:rPr>
+          <w:color w:val="000000" w:themeColor="text1"/>
+          <w:sz w:val="24"/>
+          <w:szCs w:val="24"/>
+        </w:rPr>
+        <w:t>,</w:t>
+      </w:r>
+      <w:r>
+        <w:rPr>
+          <w:color w:val="000000" w:themeColor="text1"/>
+          <w:sz w:val="24"/>
+          <w:szCs w:val="24"/>
+        </w:rPr>
+        <w:t xml:space="preserve"> which they have already explored. This improves the User experience in a way, allowing the user to enjoy all the features of the website </w:t>
+      </w:r>
+      <w:r>
+        <w:rPr>
+          <w:color w:val="000000" w:themeColor="text1"/>
+          <w:sz w:val="24"/>
+          <w:szCs w:val="24"/>
+        </w:rPr>
+        <w:t>at the</w:t>
+      </w:r>
+      <w:r>
+        <w:rPr>
+          <w:color w:val="000000" w:themeColor="text1"/>
+          <w:sz w:val="24"/>
+          <w:szCs w:val="24"/>
+        </w:rPr>
+        <w:t xml:space="preserve"> current time.</w:t>
       </w:r>
     </w:p>
     <w:p>
@@ -4579,7 +4771,21 @@
           <w:sz w:val="24"/>
           <w:szCs w:val="24"/>
         </w:rPr>
-        <w:t>How do I plan on delivering and Recording data collected using this method?</w:t>
+        <w:t xml:space="preserve">How do I plan on delivering and </w:t>
+      </w:r>
+      <w:r>
+        <w:rPr>
+          <w:sz w:val="24"/>
+          <w:szCs w:val="24"/>
+        </w:rPr>
+        <w:t>recording</w:t>
+      </w:r>
+      <w:r>
+        <w:rPr>
+          <w:sz w:val="24"/>
+          <w:szCs w:val="24"/>
+        </w:rPr>
+        <w:t xml:space="preserve"> data collected using this method?</w:t>
       </w:r>
     </w:p>
     <w:p>
@@ -4599,7 +4805,63 @@
           <w:sz w:val="24"/>
           <w:szCs w:val="24"/>
         </w:rPr>
-        <w:t xml:space="preserve">This method as mentioned earlier will be carried out on Microsoft Forms. It contains all the necessary tools and requirements needed to build and create a questionnaire accessible to members of the public. There is a page where the developer can collect responses from the users whom have filled out the questionnaire and as well view and </w:t>
+        <w:t>This method</w:t>
+      </w:r>
+      <w:r>
+        <w:rPr>
+          <w:sz w:val="24"/>
+          <w:szCs w:val="24"/>
+        </w:rPr>
+        <w:t>,</w:t>
+      </w:r>
+      <w:r>
+        <w:rPr>
+          <w:sz w:val="24"/>
+          <w:szCs w:val="24"/>
+        </w:rPr>
+        <w:t xml:space="preserve"> as mentioned earlier</w:t>
+      </w:r>
+      <w:r>
+        <w:rPr>
+          <w:sz w:val="24"/>
+          <w:szCs w:val="24"/>
+        </w:rPr>
+        <w:t>,</w:t>
+      </w:r>
+      <w:r>
+        <w:rPr>
+          <w:sz w:val="24"/>
+          <w:szCs w:val="24"/>
+        </w:rPr>
+        <w:t xml:space="preserve"> will be carried out on Microsoft Forms. It contains all the necessary tools and requirements needed to build and create a questionnaire accessible to members of the public. There is a page where the developer can collect responses from the users </w:t>
+      </w:r>
+      <w:r>
+        <w:rPr>
+          <w:sz w:val="24"/>
+          <w:szCs w:val="24"/>
+        </w:rPr>
+        <w:t>who</w:t>
+      </w:r>
+      <w:r>
+        <w:rPr>
+          <w:sz w:val="24"/>
+          <w:szCs w:val="24"/>
+        </w:rPr>
+        <w:t xml:space="preserve"> have filled out the questionnaire and </w:t>
+      </w:r>
+      <w:r>
+        <w:rPr>
+          <w:sz w:val="24"/>
+          <w:szCs w:val="24"/>
+        </w:rPr>
+        <w:t>also</w:t>
+      </w:r>
+      <w:r>
+        <w:rPr>
+          <w:sz w:val="24"/>
+          <w:szCs w:val="24"/>
+        </w:rPr>
+        <w:t xml:space="preserve"> view and analyse </w:t>
       </w:r>
       <w:r>
         <w:rPr>
@@ -4607,7 +4869,91 @@
           <w:szCs w:val="24"/>
         </w:rPr>
         <w:lastRenderedPageBreak/>
-        <w:t>analyse their responses. The questions are designed and created manually but made hustle free due to the wide variety of question formats e.g., Multiple-choice, Text, Rating Ranking etc. Additionally, setting can be put in place to ensure users answer all questions as well as leniency for them to skip unnecessary questions.</w:t>
+        <w:t>their responses. The questions are designed and created manually</w:t>
+      </w:r>
+      <w:r>
+        <w:rPr>
+          <w:sz w:val="24"/>
+          <w:szCs w:val="24"/>
+        </w:rPr>
+        <w:t>,</w:t>
+      </w:r>
+      <w:r>
+        <w:rPr>
+          <w:sz w:val="24"/>
+          <w:szCs w:val="24"/>
+        </w:rPr>
+        <w:t xml:space="preserve"> but made </w:t>
+      </w:r>
+      <w:r>
+        <w:rPr>
+          <w:sz w:val="24"/>
+          <w:szCs w:val="24"/>
+        </w:rPr>
+        <w:t>hustle-free</w:t>
+      </w:r>
+      <w:r>
+        <w:rPr>
+          <w:sz w:val="24"/>
+          <w:szCs w:val="24"/>
+        </w:rPr>
+        <w:t xml:space="preserve"> due to the wide variety of question formats</w:t>
+      </w:r>
+      <w:r>
+        <w:rPr>
+          <w:sz w:val="24"/>
+          <w:szCs w:val="24"/>
+        </w:rPr>
+        <w:t>,</w:t>
+      </w:r>
+      <w:r>
+        <w:rPr>
+          <w:sz w:val="24"/>
+          <w:szCs w:val="24"/>
+        </w:rPr>
+        <w:t xml:space="preserve"> e.g., Multiple-choice, Text, etc. Additionally, </w:t>
+      </w:r>
+      <w:r>
+        <w:rPr>
+          <w:sz w:val="24"/>
+          <w:szCs w:val="24"/>
+        </w:rPr>
+        <w:t xml:space="preserve">a </w:t>
+      </w:r>
+      <w:r>
+        <w:rPr>
+          <w:sz w:val="24"/>
+          <w:szCs w:val="24"/>
+        </w:rPr>
+        <w:t>setting can be put in place to ensure users answer all questions</w:t>
+      </w:r>
+      <w:r>
+        <w:rPr>
+          <w:sz w:val="24"/>
+          <w:szCs w:val="24"/>
+        </w:rPr>
+        <w:t>,</w:t>
+      </w:r>
+      <w:r>
+        <w:rPr>
+          <w:sz w:val="24"/>
+          <w:szCs w:val="24"/>
+        </w:rPr>
+        <w:t xml:space="preserve"> as well as </w:t>
+      </w:r>
+      <w:r>
+        <w:rPr>
+          <w:sz w:val="24"/>
+          <w:szCs w:val="24"/>
+        </w:rPr>
+        <w:t>allow</w:t>
+      </w:r>
+      <w:r>
+        <w:rPr>
+          <w:sz w:val="24"/>
+          <w:szCs w:val="24"/>
+        </w:rPr>
+        <w:t xml:space="preserve"> them to skip unnecessary questions.</w:t>
       </w:r>
     </w:p>
     <w:p>
@@ -4706,6 +5052,13 @@
           <w:sz w:val="24"/>
           <w:szCs w:val="24"/>
         </w:rPr>
+        <w:t>,</w:t>
+      </w:r>
+      <w:r>
+        <w:rPr>
+          <w:sz w:val="24"/>
+          <w:szCs w:val="24"/>
+        </w:rPr>
         <w:t xml:space="preserve"> such as general end users with little to no technical expertise.</w:t>
       </w:r>
     </w:p>
@@ -4763,7 +5116,21 @@
           <w:sz w:val="24"/>
           <w:szCs w:val="24"/>
         </w:rPr>
-        <w:t xml:space="preserve"> interact with the website live gives data which questionnaires may not be able to capture </w:t>
+        <w:t xml:space="preserve"> interact with the website live gives data which questionnaires may not be able to capture</w:t>
+      </w:r>
+      <w:r>
+        <w:rPr>
+          <w:sz w:val="24"/>
+          <w:szCs w:val="24"/>
+        </w:rPr>
+        <w:t>,</w:t>
+      </w:r>
+      <w:r>
+        <w:rPr>
+          <w:sz w:val="24"/>
+          <w:szCs w:val="24"/>
+        </w:rPr>
+        <w:t xml:space="preserve"> </w:t>
       </w:r>
       <w:r>
         <w:rPr>
@@ -4784,7 +5151,35 @@
           <w:sz w:val="24"/>
           <w:szCs w:val="24"/>
         </w:rPr>
-        <w:t>their behaviour, how they navigate through the website difficulties in accessing features or not utilising features as they were intended. This gives Information which developers can use to optimise and improve website functionality.</w:t>
+        <w:t>their behaviour, how they navigate through the website</w:t>
+      </w:r>
+      <w:r>
+        <w:rPr>
+          <w:sz w:val="24"/>
+          <w:szCs w:val="24"/>
+        </w:rPr>
+        <w:t>,</w:t>
+      </w:r>
+      <w:r>
+        <w:rPr>
+          <w:sz w:val="24"/>
+          <w:szCs w:val="24"/>
+        </w:rPr>
+        <w:t xml:space="preserve"> difficulties in accessing features</w:t>
+      </w:r>
+      <w:r>
+        <w:rPr>
+          <w:sz w:val="24"/>
+          <w:szCs w:val="24"/>
+        </w:rPr>
+        <w:t>,</w:t>
+      </w:r>
+      <w:r>
+        <w:rPr>
+          <w:sz w:val="24"/>
+          <w:szCs w:val="24"/>
+        </w:rPr>
+        <w:t xml:space="preserve"> or not utilising features as they were intended. This gives Information which developers can use to optimise and improve website functionality.</w:t>
       </w:r>
     </w:p>
     <w:p>
@@ -4834,7 +5229,35 @@
           <w:sz w:val="24"/>
           <w:szCs w:val="24"/>
         </w:rPr>
-        <w:t xml:space="preserve">The observation session will be designed in a way which would feel natural and a low-pressure process which would allow the user to go about navigating the website with peace of mind. Users will be given simple tasks to complete. The tasks would be made clear in an easy to understand, non-technical format. Observations would be based on user behaviour </w:t>
+        <w:t xml:space="preserve">The observation session will be designed in a way which would feel natural and a low-pressure process which would allow the user to go about navigating the website with peace of mind. Users will be given simple tasks to complete. The tasks would be made clear in an </w:t>
+      </w:r>
+      <w:r>
+        <w:rPr>
+          <w:sz w:val="24"/>
+          <w:szCs w:val="24"/>
+        </w:rPr>
+        <w:t>easy-to-understand</w:t>
+      </w:r>
+      <w:r>
+        <w:rPr>
+          <w:sz w:val="24"/>
+          <w:szCs w:val="24"/>
+        </w:rPr>
+        <w:t>, non-technical format. Observations would be based on user behaviour</w:t>
+      </w:r>
+      <w:r>
+        <w:rPr>
+          <w:sz w:val="24"/>
+          <w:szCs w:val="24"/>
+        </w:rPr>
+        <w:t>,</w:t>
+      </w:r>
+      <w:r>
+        <w:rPr>
+          <w:sz w:val="24"/>
+          <w:szCs w:val="24"/>
+        </w:rPr>
+        <w:t xml:space="preserve"> </w:t>
       </w:r>
       <w:r>
         <w:rPr>
@@ -4855,7 +5278,7 @@
           <w:sz w:val="24"/>
           <w:szCs w:val="24"/>
         </w:rPr>
-        <w:t>, whether tasks are successfully completed, etc.</w:t>
+        <w:t>, whether tasks are completed, etc.</w:t>
       </w:r>
       <w:r>
         <w:rPr>
@@ -4892,7 +5315,21 @@
           <w:sz w:val="24"/>
           <w:szCs w:val="24"/>
         </w:rPr>
-        <w:t>How do I plan on delivering and Recording data collected using this method?</w:t>
+        <w:t xml:space="preserve">How do I plan on delivering and </w:t>
+      </w:r>
+      <w:r>
+        <w:rPr>
+          <w:sz w:val="24"/>
+          <w:szCs w:val="24"/>
+        </w:rPr>
+        <w:t>recording</w:t>
+      </w:r>
+      <w:r>
+        <w:rPr>
+          <w:sz w:val="24"/>
+          <w:szCs w:val="24"/>
+        </w:rPr>
+        <w:t xml:space="preserve"> data collected using this method?</w:t>
       </w:r>
     </w:p>
     <w:p>
@@ -4916,7 +5353,21 @@
           <w:sz w:val="24"/>
           <w:szCs w:val="24"/>
         </w:rPr>
-        <w:t xml:space="preserve">will be conducted either in person or via screen-sharing with the user’s permission. Data will be collected with the use of Google forms. The developer would watch the user perform the tasks set and watch for behavioural patterns, pain points and other </w:t>
+        <w:t xml:space="preserve">will be conducted either in person or via screen-sharing with the user’s permission. Data will be collected with the use of Google </w:t>
+      </w:r>
+      <w:r>
+        <w:rPr>
+          <w:sz w:val="24"/>
+          <w:szCs w:val="24"/>
+        </w:rPr>
+        <w:t>Forms</w:t>
+      </w:r>
+      <w:r>
+        <w:rPr>
+          <w:sz w:val="24"/>
+          <w:szCs w:val="24"/>
+        </w:rPr>
+        <w:t xml:space="preserve">. The developer would watch the user perform the tasks set and watch for behavioural patterns, pain points and other </w:t>
       </w:r>
       <w:r>
         <w:rPr>
@@ -5017,7 +5468,35 @@
           <w:sz w:val="24"/>
           <w:szCs w:val="24"/>
         </w:rPr>
-        <w:t>This is a method which is intended for technical users e.g., IT technicians and specialists, computing teachers and software/ web designers whom are familiar with web technologies.</w:t>
+        <w:t>This is a method which is intended for technical users</w:t>
+      </w:r>
+      <w:r>
+        <w:rPr>
+          <w:sz w:val="24"/>
+          <w:szCs w:val="24"/>
+        </w:rPr>
+        <w:t>,</w:t>
+      </w:r>
+      <w:r>
+        <w:rPr>
+          <w:sz w:val="24"/>
+          <w:szCs w:val="24"/>
+        </w:rPr>
+        <w:t xml:space="preserve"> e.g., IT technicians and specialists, computing teachers and software/ web designers </w:t>
+      </w:r>
+      <w:r>
+        <w:rPr>
+          <w:sz w:val="24"/>
+          <w:szCs w:val="24"/>
+        </w:rPr>
+        <w:t>who</w:t>
+      </w:r>
+      <w:r>
+        <w:rPr>
+          <w:sz w:val="24"/>
+          <w:szCs w:val="24"/>
+        </w:rPr>
+        <w:t xml:space="preserve"> are familiar with web technologies.</w:t>
       </w:r>
     </w:p>
     <w:p>
@@ -5218,7 +5697,21 @@
           <w:sz w:val="24"/>
           <w:szCs w:val="24"/>
         </w:rPr>
-        <w:t>How do I plan on delivering and Recording data collected using this method?</w:t>
+        <w:t xml:space="preserve">How do I plan on delivering and </w:t>
+      </w:r>
+      <w:r>
+        <w:rPr>
+          <w:sz w:val="24"/>
+          <w:szCs w:val="24"/>
+        </w:rPr>
+        <w:t>recording</w:t>
+      </w:r>
+      <w:r>
+        <w:rPr>
+          <w:sz w:val="24"/>
+          <w:szCs w:val="24"/>
+        </w:rPr>
+        <w:t xml:space="preserve"> data collected using this method?</w:t>
       </w:r>
     </w:p>
     <w:p>
@@ -5301,7 +5794,7 @@
             <w:u w:val="single"/>
             <w:lang w:eastAsia="en-GB"/>
           </w:rPr>
-          <w:t>GREENFIELD LOCA</w:t>
+          <w:t>GREENFIELD LOCAL HUB FEEDBAC</w:t>
         </w:r>
         <w:r>
           <w:rPr>
@@ -5312,7 +5805,7 @@
             <w:u w:val="single"/>
             <w:lang w:eastAsia="en-GB"/>
           </w:rPr>
-          <w:t>L</w:t>
+          <w:t>K</w:t>
         </w:r>
         <w:r>
           <w:rPr>
@@ -5323,29 +5816,7 @@
             <w:u w:val="single"/>
             <w:lang w:eastAsia="en-GB"/>
           </w:rPr>
-          <w:t xml:space="preserve"> HUB FEED</w:t>
-        </w:r>
-        <w:r>
-          <w:rPr>
-            <w:rFonts w:ascii="Times New Roman" w:eastAsia="Times New Roman" w:hAnsi="Times New Roman" w:cs="Times New Roman"/>
-            <w:color w:val="0000FF"/>
-            <w:sz w:val="24"/>
-            <w:szCs w:val="24"/>
-            <w:u w:val="single"/>
-            <w:lang w:eastAsia="en-GB"/>
-          </w:rPr>
-          <w:t>B</w:t>
-        </w:r>
-        <w:r>
-          <w:rPr>
-            <w:rFonts w:ascii="Times New Roman" w:eastAsia="Times New Roman" w:hAnsi="Times New Roman" w:cs="Times New Roman"/>
-            <w:color w:val="0000FF"/>
-            <w:sz w:val="24"/>
-            <w:szCs w:val="24"/>
-            <w:u w:val="single"/>
-            <w:lang w:eastAsia="en-GB"/>
-          </w:rPr>
-          <w:t>ACK FORM – Fill in form</w:t>
+          <w:t xml:space="preserve"> FORM – Fill in form</w:t>
         </w:r>
       </w:hyperlink>
     </w:p>
@@ -5378,29 +5849,7 @@
             <w:u w:val="single"/>
             <w:lang w:eastAsia="en-GB"/>
           </w:rPr>
-          <w:t>Observations – Fil</w:t>
-        </w:r>
-        <w:r>
-          <w:rPr>
-            <w:rFonts w:ascii="Times New Roman" w:eastAsia="Times New Roman" w:hAnsi="Times New Roman" w:cs="Times New Roman"/>
-            <w:color w:val="0000FF"/>
-            <w:sz w:val="24"/>
-            <w:szCs w:val="24"/>
-            <w:u w:val="single"/>
-            <w:lang w:eastAsia="en-GB"/>
-          </w:rPr>
-          <w:t>l</w:t>
-        </w:r>
-        <w:r>
-          <w:rPr>
-            <w:rFonts w:ascii="Times New Roman" w:eastAsia="Times New Roman" w:hAnsi="Times New Roman" w:cs="Times New Roman"/>
-            <w:color w:val="0000FF"/>
-            <w:sz w:val="24"/>
-            <w:szCs w:val="24"/>
-            <w:u w:val="single"/>
-            <w:lang w:eastAsia="en-GB"/>
-          </w:rPr>
-          <w:t xml:space="preserve"> in form</w:t>
+          <w:t>Observations – Fill in form</w:t>
         </w:r>
       </w:hyperlink>
     </w:p>
@@ -5587,7 +6036,7 @@
 </file>
 
 <file path=word/numbering.xml><?xml version="1.0" encoding="utf-8"?>
-<w:numbering xmlns:wpc="http://schemas.microsoft.com/office/word/2010/wordprocessingCanvas" xmlns:cx="http://schemas.microsoft.com/office/drawing/2014/chartex" xmlns:cx1="http://schemas.microsoft.com/office/drawing/2015/9/8/chartex" xmlns:cx2="http://schemas.microsoft.com/office/drawing/2015/10/21/chartex" xmlns:cx3="http://schemas.microsoft.com/office/drawing/2016/5/9/chartex" xmlns:cx4="http://schemas.microsoft.com/office/drawing/2016/5/10/chartex" xmlns:cx5="http://schemas.microsoft.com/office/drawing/2016/5/11/chartex" xmlns:cx6="http://schemas.microsoft.com/office/drawing/2016/5/12/chartex" xmlns:cx7="http://schemas.microsoft.com/office/drawing/2016/5/13/chartex" xmlns:cx8="http://schemas.microsoft.com/office/drawing/2016/5/14/chartex" xmlns:mc="http://schemas.openxmlformats.org/markup-compatibility/2006" xmlns:aink="http://schemas.microsoft.com/office/drawing/2016/ink" xmlns:am3d="http://schemas.microsoft.com/office/drawing/2017/model3d" xmlns:o="urn:schemas-microsoft-com:office:office" xmlns:r="http://schemas.openxmlformats.org/officeDocument/2006/relationships" xmlns:m="http://schemas.openxmlformats.org/officeDocument/2006/math" xmlns:v="urn:schemas-microsoft-com:vml" xmlns:wp14="http://schemas.microsoft.com/office/word/2010/wordprocessingDrawing" xmlns:wp="http://schemas.openxmlformats.org/drawingml/2006/wordprocessingDrawing" xmlns:w10="urn:schemas-microsoft-com:office:word" xmlns:w="http://schemas.openxmlformats.org/wordprocessingml/2006/main" xmlns:w14="http://schemas.microsoft.com/office/word/2010/wordml" xmlns:w15="http://schemas.microsoft.com/office/word/2012/wordml" xmlns:w16cex="http://schemas.microsoft.com/office/word/2018/wordml/cex" xmlns:w16cid="http://schemas.microsoft.com/office/word/2016/wordml/cid" xmlns:w16="http://schemas.microsoft.com/office/word/2018/wordml" xmlns:w16sdtdh="http://schemas.microsoft.com/office/word/2020/wordml/sdtdatahash" xmlns:w16se="http://schemas.microsoft.com/office/word/2015/wordml/symex" xmlns:wpg="http://schemas.microsoft.com/office/word/2010/wordprocessingGroup" xmlns:wpi="http://schemas.microsoft.com/office/word/2010/wordprocessingInk" xmlns:wne="http://schemas.microsoft.com/office/word/2006/wordml" xmlns:wps="http://schemas.microsoft.com/office/word/2010/wordprocessingShape" mc:Ignorable="w14 w15 w16se w16cid w16 w16cex w16sdtdh wp14">
+<w:numbering xmlns:wpc="http://schemas.microsoft.com/office/word/2010/wordprocessingCanvas" xmlns:cx="http://schemas.microsoft.com/office/drawing/2014/chartex" xmlns:cx1="http://schemas.microsoft.com/office/drawing/2015/9/8/chartex" xmlns:cx2="http://schemas.microsoft.com/office/drawing/2015/10/21/chartex" xmlns:cx3="http://schemas.microsoft.com/office/drawing/2016/5/9/chartex" xmlns:cx4="http://schemas.microsoft.com/office/drawing/2016/5/10/chartex" xmlns:cx5="http://schemas.microsoft.com/office/drawing/2016/5/11/chartex" xmlns:cx6="http://schemas.microsoft.com/office/drawing/2016/5/12/chartex" xmlns:cx7="http://schemas.microsoft.com/office/drawing/2016/5/13/chartex" xmlns:cx8="http://schemas.microsoft.com/office/drawing/2016/5/14/chartex" xmlns:mc="http://schemas.openxmlformats.org/markup-compatibility/2006" xmlns:aink="http://schemas.microsoft.com/office/drawing/2016/ink" xmlns:am3d="http://schemas.microsoft.com/office/drawing/2017/model3d" xmlns:o="urn:schemas-microsoft-com:office:office" xmlns:oel="http://schemas.microsoft.com/office/2019/extlst" xmlns:r="http://schemas.openxmlformats.org/officeDocument/2006/relationships" xmlns:m="http://schemas.openxmlformats.org/officeDocument/2006/math" xmlns:v="urn:schemas-microsoft-com:vml" xmlns:wp14="http://schemas.microsoft.com/office/word/2010/wordprocessingDrawing" xmlns:wp="http://schemas.openxmlformats.org/drawingml/2006/wordprocessingDrawing" xmlns:w10="urn:schemas-microsoft-com:office:word" xmlns:w="http://schemas.openxmlformats.org/wordprocessingml/2006/main" xmlns:w14="http://schemas.microsoft.com/office/word/2010/wordml" xmlns:w15="http://schemas.microsoft.com/office/word/2012/wordml" xmlns:w16cex="http://schemas.microsoft.com/office/word/2018/wordml/cex" xmlns:w16cid="http://schemas.microsoft.com/office/word/2016/wordml/cid" xmlns:w16="http://schemas.microsoft.com/office/word/2018/wordml" xmlns:w16du="http://schemas.microsoft.com/office/word/2023/wordml/word16du" xmlns:w16sdtdh="http://schemas.microsoft.com/office/word/2020/wordml/sdtdatahash" xmlns:w16sdtfl="http://schemas.microsoft.com/office/word/2024/wordml/sdtformatlock" xmlns:w16se="http://schemas.microsoft.com/office/word/2015/wordml/symex" xmlns:wpg="http://schemas.microsoft.com/office/word/2010/wordprocessingGroup" xmlns:wpi="http://schemas.microsoft.com/office/word/2010/wordprocessingInk" xmlns:wne="http://schemas.microsoft.com/office/word/2006/wordml" xmlns:wps="http://schemas.microsoft.com/office/word/2010/wordprocessingShape" mc:Ignorable="w14 w15 w16se w16cid w16 w16cex w16sdtdh w16sdtfl w16du wp14">
   <w:abstractNum w:abstractNumId="0" w15:restartNumberingAfterBreak="0">
     <w:nsid w:val="00131231"/>
     <w:multiLevelType w:val="hybridMultilevel"/>
@@ -6718,41 +7167,41 @@
       </w:rPr>
     </w:lvl>
   </w:abstractNum>
-  <w:num w:numId="1">
+  <w:num w:numId="1" w16cid:durableId="603923771">
     <w:abstractNumId w:val="5"/>
   </w:num>
-  <w:num w:numId="2">
+  <w:num w:numId="2" w16cid:durableId="1185830679">
     <w:abstractNumId w:val="2"/>
   </w:num>
-  <w:num w:numId="3">
+  <w:num w:numId="3" w16cid:durableId="290981070">
     <w:abstractNumId w:val="9"/>
   </w:num>
-  <w:num w:numId="4">
+  <w:num w:numId="4" w16cid:durableId="546335577">
     <w:abstractNumId w:val="0"/>
   </w:num>
-  <w:num w:numId="5">
+  <w:num w:numId="5" w16cid:durableId="208343042">
     <w:abstractNumId w:val="1"/>
   </w:num>
-  <w:num w:numId="6">
+  <w:num w:numId="6" w16cid:durableId="1787767923">
     <w:abstractNumId w:val="3"/>
   </w:num>
-  <w:num w:numId="7">
+  <w:num w:numId="7" w16cid:durableId="336810795">
     <w:abstractNumId w:val="6"/>
   </w:num>
-  <w:num w:numId="8">
+  <w:num w:numId="8" w16cid:durableId="1246838429">
     <w:abstractNumId w:val="7"/>
   </w:num>
-  <w:num w:numId="9">
+  <w:num w:numId="9" w16cid:durableId="2091072558">
     <w:abstractNumId w:val="8"/>
   </w:num>
-  <w:num w:numId="10">
+  <w:num w:numId="10" w16cid:durableId="2048406282">
     <w:abstractNumId w:val="4"/>
   </w:num>
 </w:numbering>
 </file>
 
 <file path=word/styles.xml><?xml version="1.0" encoding="utf-8"?>
-<w:styles xmlns:mc="http://schemas.openxmlformats.org/markup-compatibility/2006" xmlns:r="http://schemas.openxmlformats.org/officeDocument/2006/relationships" xmlns:w="http://schemas.openxmlformats.org/wordprocessingml/2006/main" xmlns:w14="http://schemas.microsoft.com/office/word/2010/wordml" xmlns:w15="http://schemas.microsoft.com/office/word/2012/wordml" xmlns:w16cex="http://schemas.microsoft.com/office/word/2018/wordml/cex" xmlns:w16cid="http://schemas.microsoft.com/office/word/2016/wordml/cid" xmlns:w16="http://schemas.microsoft.com/office/word/2018/wordml" xmlns:w16sdtdh="http://schemas.microsoft.com/office/word/2020/wordml/sdtdatahash" xmlns:w16se="http://schemas.microsoft.com/office/word/2015/wordml/symex" mc:Ignorable="w14 w15 w16se w16cid w16 w16cex w16sdtdh">
+<w:styles xmlns:mc="http://schemas.openxmlformats.org/markup-compatibility/2006" xmlns:r="http://schemas.openxmlformats.org/officeDocument/2006/relationships" xmlns:w="http://schemas.openxmlformats.org/wordprocessingml/2006/main" xmlns:w14="http://schemas.microsoft.com/office/word/2010/wordml" xmlns:w15="http://schemas.microsoft.com/office/word/2012/wordml" xmlns:w16cex="http://schemas.microsoft.com/office/word/2018/wordml/cex" xmlns:w16cid="http://schemas.microsoft.com/office/word/2016/wordml/cid" xmlns:w16="http://schemas.microsoft.com/office/word/2018/wordml" xmlns:w16du="http://schemas.microsoft.com/office/word/2023/wordml/word16du" xmlns:w16sdtdh="http://schemas.microsoft.com/office/word/2020/wordml/sdtdatahash" xmlns:w16sdtfl="http://schemas.microsoft.com/office/word/2024/wordml/sdtformatlock" xmlns:w16se="http://schemas.microsoft.com/office/word/2015/wordml/symex" mc:Ignorable="w14 w15 w16se w16cid w16 w16cex w16sdtdh w16sdtfl w16du">
   <w:docDefaults>
     <w:rPrDefault>
       <w:rPr>

--- a/Documentation/Task3a_GatheringFeedback_LL-000020927_Chukwudolue_T.docx
+++ b/Documentation/Task3a_GatheringFeedback_LL-000020927_Chukwudolue_T.docx
@@ -5646,7 +5646,7 @@
           <w:szCs w:val="24"/>
           <w:shd w:val="clear" w:color="auto" w:fill="FFFFFF"/>
         </w:rPr>
-        <w:t xml:space="preserve">The session will focus on backend components such as server-side logic, API endpoints, database queries, authentication flows, error handling, and code structure. The technical reviewer will be given access to the code </w:t>
+        <w:t xml:space="preserve">The session will focus on backend components such as </w:t>
       </w:r>
       <w:r>
         <w:rPr>
@@ -5656,7 +5656,7 @@
           <w:szCs w:val="24"/>
           <w:shd w:val="clear" w:color="auto" w:fill="FFFFFF"/>
         </w:rPr>
-        <w:t xml:space="preserve">within an Integrated Development Environment (IDE). </w:t>
+        <w:t>Controller</w:t>
       </w:r>
       <w:r>
         <w:rPr>
@@ -5666,7 +5666,67 @@
           <w:szCs w:val="24"/>
           <w:shd w:val="clear" w:color="auto" w:fill="FFFFFF"/>
         </w:rPr>
-        <w:t>The review will use professional standards (e.g., clean code principles, security best practices, performance benchmarks) and will avoid front-end UX topics unless they relate to backend constraints.</w:t>
+        <w:t xml:space="preserve"> logic, </w:t>
+      </w:r>
+      <w:r>
+        <w:rPr>
+          <w:rFonts w:cstheme="minorHAnsi"/>
+          <w:color w:val="0F1115"/>
+          <w:sz w:val="24"/>
+          <w:szCs w:val="24"/>
+          <w:shd w:val="clear" w:color="auto" w:fill="FFFFFF"/>
+        </w:rPr>
+        <w:t>E</w:t>
+      </w:r>
+      <w:r>
+        <w:rPr>
+          <w:rFonts w:cstheme="minorHAnsi"/>
+          <w:color w:val="0F1115"/>
+          <w:sz w:val="24"/>
+          <w:szCs w:val="24"/>
+          <w:shd w:val="clear" w:color="auto" w:fill="FFFFFF"/>
+        </w:rPr>
+        <w:t>ndpoints</w:t>
+      </w:r>
+      <w:r>
+        <w:rPr>
+          <w:rFonts w:cstheme="minorHAnsi"/>
+          <w:color w:val="0F1115"/>
+          <w:sz w:val="24"/>
+          <w:szCs w:val="24"/>
+          <w:shd w:val="clear" w:color="auto" w:fill="FFFFFF"/>
+        </w:rPr>
+        <w:t xml:space="preserve"> design</w:t>
+      </w:r>
+      <w:r>
+        <w:rPr>
+          <w:rFonts w:cstheme="minorHAnsi"/>
+          <w:color w:val="0F1115"/>
+          <w:sz w:val="24"/>
+          <w:szCs w:val="24"/>
+          <w:shd w:val="clear" w:color="auto" w:fill="FFFFFF"/>
+        </w:rPr>
+        <w:t xml:space="preserve">, database queries, authentication, error handling, and code structure. The technical reviewer will be given access to the code </w:t>
+      </w:r>
+      <w:r>
+        <w:rPr>
+          <w:rFonts w:cstheme="minorHAnsi"/>
+          <w:color w:val="0F1115"/>
+          <w:sz w:val="24"/>
+          <w:szCs w:val="24"/>
+          <w:shd w:val="clear" w:color="auto" w:fill="FFFFFF"/>
+        </w:rPr>
+        <w:t xml:space="preserve">within an Integrated Development Environment (IDE). </w:t>
+      </w:r>
+      <w:r>
+        <w:rPr>
+          <w:rFonts w:cstheme="minorHAnsi"/>
+          <w:color w:val="0F1115"/>
+          <w:sz w:val="24"/>
+          <w:szCs w:val="24"/>
+          <w:shd w:val="clear" w:color="auto" w:fill="FFFFFF"/>
+        </w:rPr>
+        <w:t>The review will use professional standards (e.g., clean code principles, security best practices, performance benchmarks) and will avoid front-end topics unless they relate to backend constraints.</w:t>
       </w:r>
     </w:p>
     <w:p>
@@ -5735,7 +5795,27 @@
           <w:szCs w:val="24"/>
           <w:shd w:val="clear" w:color="auto" w:fill="FFFFFF"/>
         </w:rPr>
-        <w:t>The paired coding review will be conducted via a shared coding environment (e.g., VS Code Live Share) or screen-sharing. The developer and reviewer will walk through key parts of the code together, discussing potential improvements. Feedback will be recorded using a structured checklist (e.g., code readability, security, performance, error handling, documentation). Any issues or suggestions will be logged in a shared document or issue tracker (e.g., GitHub Issues or Trello) and prioritised for future fixes.</w:t>
+        <w:t xml:space="preserve">The paired coding review will be conducted via a shared coding environment (e.g., VS Code Live Share) or screen-sharing. The developer and reviewer will walk through key parts of the code together, discussing potential improvements. Feedback will be recorded using a structured checklist (e.g., code readability, security, performance, error handling, documentation). Any issues or suggestions will be logged in </w:t>
+      </w:r>
+      <w:r>
+        <w:rPr>
+          <w:rFonts w:cstheme="minorHAnsi"/>
+          <w:color w:val="0F1115"/>
+          <w:sz w:val="24"/>
+          <w:szCs w:val="24"/>
+          <w:shd w:val="clear" w:color="auto" w:fill="FFFFFF"/>
+        </w:rPr>
+        <w:t xml:space="preserve">this document </w:t>
+      </w:r>
+      <w:r>
+        <w:rPr>
+          <w:rFonts w:cstheme="minorHAnsi"/>
+          <w:color w:val="0F1115"/>
+          <w:sz w:val="24"/>
+          <w:szCs w:val="24"/>
+          <w:shd w:val="clear" w:color="auto" w:fill="FFFFFF"/>
+        </w:rPr>
+        <w:t>and prioritised for future fixes.</w:t>
       </w:r>
     </w:p>
     <w:p/>
@@ -5794,29 +5874,7 @@
             <w:u w:val="single"/>
             <w:lang w:eastAsia="en-GB"/>
           </w:rPr>
-          <w:t>GREENFIELD LOCAL HUB FEEDBAC</w:t>
-        </w:r>
-        <w:r>
-          <w:rPr>
-            <w:rFonts w:ascii="Times New Roman" w:eastAsia="Times New Roman" w:hAnsi="Times New Roman" w:cs="Times New Roman"/>
-            <w:color w:val="0000FF"/>
-            <w:sz w:val="24"/>
-            <w:szCs w:val="24"/>
-            <w:u w:val="single"/>
-            <w:lang w:eastAsia="en-GB"/>
-          </w:rPr>
-          <w:t>K</w:t>
-        </w:r>
-        <w:r>
-          <w:rPr>
-            <w:rFonts w:ascii="Times New Roman" w:eastAsia="Times New Roman" w:hAnsi="Times New Roman" w:cs="Times New Roman"/>
-            <w:color w:val="0000FF"/>
-            <w:sz w:val="24"/>
-            <w:szCs w:val="24"/>
-            <w:u w:val="single"/>
-            <w:lang w:eastAsia="en-GB"/>
-          </w:rPr>
-          <w:t xml:space="preserve"> FORM – Fill in form</w:t>
+          <w:t>GREENFIELD LOCAL HUB FEEDBACK FORM – Fill in form</w:t>
         </w:r>
       </w:hyperlink>
     </w:p>
@@ -5872,6 +5930,23 @@
         </w:rPr>
         <w:t>Paired Coding Review</w:t>
       </w:r>
+      <w:r>
+        <w:rPr>
+          <w:sz w:val="24"/>
+          <w:szCs w:val="24"/>
+        </w:rPr>
+        <w:t xml:space="preserve">: </w:t>
+      </w:r>
+      <w:hyperlink r:id="rId8" w:history="1">
+        <w:r>
+          <w:rPr>
+            <w:rStyle w:val="Hyperlink"/>
+            <w:sz w:val="24"/>
+            <w:szCs w:val="24"/>
+          </w:rPr>
+          <w:t>Paired Coding Review  – Fill in form</w:t>
+        </w:r>
+      </w:hyperlink>
     </w:p>
     <w:p>
       <w:pPr>
@@ -7602,7 +7677,6 @@
   <w:style w:type="character" w:default="1" w:styleId="DefaultParagraphFont">
     <w:name w:val="Default Paragraph Font"/>
     <w:uiPriority w:val="1"/>
-    <w:semiHidden/>
     <w:unhideWhenUsed/>
   </w:style>
   <w:style w:type="table" w:default="1" w:styleId="TableNormal">
@@ -7666,12 +7740,23 @@
     <w:name w:val="Hyperlink"/>
     <w:basedOn w:val="DefaultParagraphFont"/>
     <w:uiPriority w:val="99"/>
-    <w:semiHidden/>
     <w:unhideWhenUsed/>
     <w:rsid w:val="003120F8"/>
     <w:rPr>
       <w:color w:val="0000FF"/>
       <w:u w:val="single"/>
+    </w:rPr>
+  </w:style>
+  <w:style w:type="character" w:styleId="UnresolvedMention">
+    <w:name w:val="Unresolved Mention"/>
+    <w:basedOn w:val="DefaultParagraphFont"/>
+    <w:uiPriority w:val="99"/>
+    <w:semiHidden/>
+    <w:unhideWhenUsed/>
+    <w:rsid w:val="009C3895"/>
+    <w:rPr>
+      <w:color w:val="605E5C"/>
+      <w:shd w:val="clear" w:color="auto" w:fill="E1DFDD"/>
     </w:rPr>
   </w:style>
 </w:styles>
